--- a/NIS2/CSW-NIS2-Compliance-Report.docx
+++ b/NIS2/CSW-NIS2-Compliance-Report.docx
@@ -411,6 +411,62 @@
         </mc:AlternateContent>
       </w:r>
       <w:bookmarkEnd w:id="1"/>
+    </w:p>
+    <w:p>
+      <w:pPr>
+        <w:pStyle w:val="Heading2"/>
+      </w:pPr>
+      <w:r>
+        <w:t>How to read the coverage words</w:t>
+      </w:r>
+    </w:p>
+    <w:p>
+      <w:pPr/>
+      <w:r>
+        <w:rPr>
+          <w:b/>
+        </w:rPr>
+        <w:t>Full Coverage</w:t>
+      </w:r>
+      <w:r>
+        <w:t xml:space="preserve"> on the older reports means Secure Workload can produce that row's artifact. It does not mean the control is met.</w:t>
+      </w:r>
+    </w:p>
+    <w:p>
+      <w:pPr/>
+      <w:r>
+        <w:rPr>
+          <w:b/>
+        </w:rPr>
+        <w:t>Partial Coverage</w:t>
+      </w:r>
+      <w:r>
+        <w:t xml:space="preserve"> means file that export next to another control.</w:t>
+      </w:r>
+    </w:p>
+    <w:p>
+      <w:pPr/>
+      <w:r>
+        <w:rPr>
+          <w:b/>
+        </w:rPr>
+        <w:t>Evidence Required</w:t>
+      </w:r>
+      <w:r>
+        <w:t xml:space="preserve"> means Secure Workload has no record. The customer files the contract, the analysis, or the HR or physical-security evidence.</w:t>
+      </w:r>
+    </w:p>
+    <w:p>
+      <w:pPr/>
+      <w:r>
+        <w:rPr>
+          <w:b/>
+        </w:rPr>
+        <w:t>Direct, Supporting, and Out of scope</w:t>
+      </w:r>
+      <w:r>
+        <w:t xml:space="preserve"> on the newer reports are the same idea in different words. Direct is still evidence, not a pass.</w:t>
+      </w:r>
     </w:p>
     <w:p>
       <w:pPr>

--- a/NIS2/CSW-NIS2-Compliance-Report.docx
+++ b/NIS2/CSW-NIS2-Compliance-Report.docx
@@ -417,7 +417,7 @@
         <w:pStyle w:val="Heading2"/>
       </w:pPr>
       <w:r>
-        <w:t>How to read the coverage words</w:t>
+        <w:t>How to read the Coverage column</w:t>
       </w:r>
     </w:p>
     <w:p>
@@ -426,10 +426,10 @@
         <w:rPr>
           <w:b/>
         </w:rPr>
-        <w:t>Full Coverage</w:t>
-      </w:r>
-      <w:r>
-        <w:t xml:space="preserve"> on the older reports means Secure Workload can produce that row's artifact. It does not mean the control is met.</w:t>
+        <w:t>Direct</w:t>
+      </w:r>
+      <w:r>
+        <w:t xml:space="preserve"> means Secure Workload produces the primary evidence artifact for that row — segmentation, policy, flow and process telemetry, inventory, vulnerability and reachability, or forensic reconstruction. Direct is still evidence, not an attestation.</w:t>
       </w:r>
     </w:p>
     <w:p>
@@ -438,10 +438,10 @@
         <w:rPr>
           <w:b/>
         </w:rPr>
-        <w:t>Partial Coverage</w:t>
-      </w:r>
-      <w:r>
-        <w:t xml:space="preserve"> means file that export next to another control.</w:t>
+        <w:t>Supporting</w:t>
+      </w:r>
+      <w:r>
+        <w:t xml:space="preserve"> means Secure Workload contributes an input that feeds or complements another control, tool, or process — detection input only, reconciled against an external register, or one log source among several.</w:t>
       </w:r>
     </w:p>
     <w:p>
@@ -453,19 +453,13 @@
         <w:t>Evidence Required</w:t>
       </w:r>
       <w:r>
-        <w:t xml:space="preserve"> means Secure Workload has no record. The customer files the contract, the analysis, or the HR or physical-security evidence.</w:t>
+        <w:t xml:space="preserve"> means Secure Workload has no record for that row. The customer supplies the contract, the analysis, or the HR / physical-security evidence from another control.</w:t>
       </w:r>
     </w:p>
     <w:p>
       <w:pPr/>
       <w:r>
-        <w:rPr>
-          <w:b/>
-        </w:rPr>
-        <w:t>Direct, Supporting, and Out of scope</w:t>
-      </w:r>
-      <w:r>
-        <w:t xml:space="preserve"> on the newer reports are the same idea in different words. Direct is still evidence, not a pass.</w:t>
+        <w:t>Every report in this set now uses the same three coverage words — Direct, Supporting, and Evidence Required. Coverage describes what evidence Secure Workload produces; it never means the control is passed.</w:t>
       </w:r>
     </w:p>
     <w:p>
@@ -927,6 +921,14 @@
           <w:end w:w="108" w:type="dxa"/>
         </w:tblCellMar>
         <w:tblLook w:noHBand="0" w:lastColumn="0" w:firstColumn="0" w:lastRow="0" w:firstRow="1" w:noVBand="0" w:val="0020"/>
+        <w:tblBorders>
+          <w:top w:val="single" w:sz="4" w:space="0" w:color="BFBFBF"/>
+          <w:left w:val="single" w:sz="4" w:space="0" w:color="BFBFBF"/>
+          <w:bottom w:val="single" w:sz="4" w:space="0" w:color="BFBFBF"/>
+          <w:right w:val="single" w:sz="4" w:space="0" w:color="BFBFBF"/>
+          <w:insideH w:val="single" w:sz="4" w:space="0" w:color="BFBFBF"/>
+          <w:insideV w:val="single" w:sz="4" w:space="0" w:color="BFBFBF"/>
+        </w:tblBorders>
       </w:tblPr>
       <w:tblGrid>
         <w:gridCol w:w="3120"/>
@@ -944,24 +946,27 @@
               <w:bottom w:val="single" w:sz="6" w:space="0" w:color="000000"/>
             </w:tcBorders>
             <w:vAlign w:val="bottom"/>
-          </w:tcPr>
-          <w:p>
-            <w:pPr>
-              <w:pStyle w:val="Compact"/>
-              <w:widowControl/>
-              <w:spacing w:before="36" w:after="36"/>
-              <w:jc w:val="start"/>
-              <w:rPr>
-                <w:rFonts w:ascii="Aptos" w:hAnsi="Aptos" w:eastAsia="" w:cs=""/>
-                <w:kern w:val="0"/>
-                <w:sz w:val="24"/>
-                <w:szCs w:val="24"/>
-                <w:lang w:val="en-US" w:eastAsia="zh-CN" w:bidi="ar-SA"/>
-              </w:rPr>
-            </w:pPr>
-            <w:r>
-              <w:rPr>
-                <w:rFonts w:eastAsia="" w:cs=""/>
+            <w:shd w:val="clear" w:color="auto" w:fill="003366"/>
+          </w:tcPr>
+          <w:p>
+            <w:pPr>
+              <w:pStyle w:val="Compact"/>
+              <w:widowControl/>
+              <w:spacing w:before="36" w:after="36"/>
+              <w:jc w:val="start"/>
+              <w:rPr>
+                <w:rFonts w:ascii="Aptos" w:hAnsi="Aptos" w:eastAsia="" w:cs=""/>
+                <w:kern w:val="0"/>
+                <w:sz w:val="24"/>
+                <w:szCs w:val="24"/>
+                <w:lang w:val="en-US" w:eastAsia="zh-CN" w:bidi="ar-SA"/>
+              </w:rPr>
+            </w:pPr>
+            <w:r>
+              <w:rPr>
+                <w:rFonts w:eastAsia="" w:cs=""/>
+                <w:b/>
+                <w:color w:val="FFFFFF"/>
                 <w:kern w:val="0"/>
                 <w:sz w:val="24"/>
                 <w:szCs w:val="24"/>
@@ -978,24 +983,27 @@
               <w:bottom w:val="single" w:sz="6" w:space="0" w:color="000000"/>
             </w:tcBorders>
             <w:vAlign w:val="bottom"/>
-          </w:tcPr>
-          <w:p>
-            <w:pPr>
-              <w:pStyle w:val="Compact"/>
-              <w:widowControl/>
-              <w:spacing w:before="36" w:after="36"/>
-              <w:jc w:val="start"/>
-              <w:rPr>
-                <w:rFonts w:ascii="Aptos" w:hAnsi="Aptos" w:eastAsia="" w:cs=""/>
-                <w:kern w:val="0"/>
-                <w:sz w:val="24"/>
-                <w:szCs w:val="24"/>
-                <w:lang w:val="en-US" w:eastAsia="zh-CN" w:bidi="ar-SA"/>
-              </w:rPr>
-            </w:pPr>
-            <w:r>
-              <w:rPr>
-                <w:rFonts w:eastAsia="" w:cs=""/>
+            <w:shd w:val="clear" w:color="auto" w:fill="003366"/>
+          </w:tcPr>
+          <w:p>
+            <w:pPr>
+              <w:pStyle w:val="Compact"/>
+              <w:widowControl/>
+              <w:spacing w:before="36" w:after="36"/>
+              <w:jc w:val="start"/>
+              <w:rPr>
+                <w:rFonts w:ascii="Aptos" w:hAnsi="Aptos" w:eastAsia="" w:cs=""/>
+                <w:kern w:val="0"/>
+                <w:sz w:val="24"/>
+                <w:szCs w:val="24"/>
+                <w:lang w:val="en-US" w:eastAsia="zh-CN" w:bidi="ar-SA"/>
+              </w:rPr>
+            </w:pPr>
+            <w:r>
+              <w:rPr>
+                <w:rFonts w:eastAsia="" w:cs=""/>
+                <w:b/>
+                <w:color w:val="FFFFFF"/>
                 <w:kern w:val="0"/>
                 <w:sz w:val="24"/>
                 <w:szCs w:val="24"/>
@@ -1012,24 +1020,27 @@
               <w:bottom w:val="single" w:sz="6" w:space="0" w:color="000000"/>
             </w:tcBorders>
             <w:vAlign w:val="bottom"/>
-          </w:tcPr>
-          <w:p>
-            <w:pPr>
-              <w:pStyle w:val="Compact"/>
-              <w:widowControl/>
-              <w:spacing w:before="36" w:after="36"/>
-              <w:jc w:val="start"/>
-              <w:rPr>
-                <w:rFonts w:ascii="Aptos" w:hAnsi="Aptos" w:eastAsia="" w:cs=""/>
-                <w:kern w:val="0"/>
-                <w:sz w:val="24"/>
-                <w:szCs w:val="24"/>
-                <w:lang w:val="en-US" w:eastAsia="zh-CN" w:bidi="ar-SA"/>
-              </w:rPr>
-            </w:pPr>
-            <w:r>
-              <w:rPr>
-                <w:rFonts w:eastAsia="" w:cs=""/>
+            <w:shd w:val="clear" w:color="auto" w:fill="003366"/>
+          </w:tcPr>
+          <w:p>
+            <w:pPr>
+              <w:pStyle w:val="Compact"/>
+              <w:widowControl/>
+              <w:spacing w:before="36" w:after="36"/>
+              <w:jc w:val="start"/>
+              <w:rPr>
+                <w:rFonts w:ascii="Aptos" w:hAnsi="Aptos" w:eastAsia="" w:cs=""/>
+                <w:kern w:val="0"/>
+                <w:sz w:val="24"/>
+                <w:szCs w:val="24"/>
+                <w:lang w:val="en-US" w:eastAsia="zh-CN" w:bidi="ar-SA"/>
+              </w:rPr>
+            </w:pPr>
+            <w:r>
+              <w:rPr>
+                <w:rFonts w:eastAsia="" w:cs=""/>
+                <w:b/>
+                <w:color w:val="FFFFFF"/>
                 <w:kern w:val="0"/>
                 <w:sz w:val="24"/>
                 <w:szCs w:val="24"/>
@@ -1144,6 +1155,7 @@
           <w:tcPr>
             <w:tcW w:w="3120" w:type="dxa"/>
             <w:tcBorders/>
+            <w:shd w:val="clear" w:color="auto" w:fill="F2F2F2"/>
           </w:tcPr>
           <w:p>
             <w:pPr>
@@ -1175,6 +1187,7 @@
           <w:tcPr>
             <w:tcW w:w="3120" w:type="dxa"/>
             <w:tcBorders/>
+            <w:shd w:val="clear" w:color="auto" w:fill="F2F2F2"/>
           </w:tcPr>
           <w:p>
             <w:pPr>
@@ -1206,6 +1219,7 @@
           <w:tcPr>
             <w:tcW w:w="3120" w:type="dxa"/>
             <w:tcBorders/>
+            <w:shd w:val="clear" w:color="auto" w:fill="F2F2F2"/>
           </w:tcPr>
           <w:p>
             <w:pPr>
@@ -1304,32 +1318,28 @@
           <w:tcPr>
             <w:tcW w:w="3120" w:type="dxa"/>
             <w:tcBorders/>
-          </w:tcPr>
-          <w:p>
-            <w:pPr>
-              <w:pStyle w:val="Compact"/>
-              <w:widowControl/>
-              <w:spacing w:before="36" w:after="36"/>
-              <w:jc w:val="start"/>
-              <w:rPr>
-                <w:rFonts w:ascii="Aptos" w:hAnsi="Aptos" w:eastAsia="" w:cs=""/>
-                <w:kern w:val="0"/>
-                <w:sz w:val="24"/>
-                <w:szCs w:val="24"/>
-                <w:lang w:val="en-US" w:eastAsia="zh-CN" w:bidi="ar-SA"/>
-              </w:rPr>
-            </w:pPr>
-            <w:r>
-              <w:rPr>
-                <w:rFonts w:eastAsia="" w:cs=""/>
+            <w:shd w:val="clear" w:color="auto" w:fill="808080"/>
+          </w:tcPr>
+          <w:p>
+            <w:pPr>
+              <w:pStyle w:val="Compact"/>
+              <w:widowControl/>
+              <w:spacing w:before="36" w:after="36"/>
+              <w:jc w:val="start"/>
+              <w:rPr>
+                <w:rFonts w:ascii="Aptos" w:hAnsi="Aptos" w:eastAsia="" w:cs=""/>
+                <w:kern w:val="0"/>
+                <w:sz w:val="24"/>
+                <w:szCs w:val="24"/>
+                <w:lang w:val="en-US" w:eastAsia="zh-CN" w:bidi="ar-SA"/>
+              </w:rPr>
+            </w:pPr>
+            <w:r>
+              <w:rPr>
                 <w:b/>
-                <w:bCs/>
-                <w:kern w:val="0"/>
-                <w:sz w:val="24"/>
-                <w:szCs w:val="24"/>
-                <w:lang w:val="en-US" w:eastAsia="zh-CN" w:bidi="ar-SA"/>
-              </w:rPr>
-              <w:t>Out of scope (backup/recovery)</w:t>
+                <w:color w:val="FFFFFF"/>
+              </w:rPr>
+              <w:t>Evidence Required</w:t>
             </w:r>
           </w:p>
         </w:tc>
@@ -1340,6 +1350,7 @@
           <w:tcPr>
             <w:tcW w:w="3120" w:type="dxa"/>
             <w:tcBorders/>
+            <w:shd w:val="clear" w:color="auto" w:fill="F2F2F2"/>
           </w:tcPr>
           <w:p>
             <w:pPr>
@@ -1371,6 +1382,7 @@
           <w:tcPr>
             <w:tcW w:w="3120" w:type="dxa"/>
             <w:tcBorders/>
+            <w:shd w:val="clear" w:color="auto" w:fill="F2F2F2"/>
           </w:tcPr>
           <w:p>
             <w:pPr>
@@ -1402,6 +1414,7 @@
           <w:tcPr>
             <w:tcW w:w="3120" w:type="dxa"/>
             <w:tcBorders/>
+            <w:shd w:val="clear" w:color="auto" w:fill="F2F2F2"/>
           </w:tcPr>
           <w:p>
             <w:pPr>
@@ -1536,6 +1549,7 @@
           <w:tcPr>
             <w:tcW w:w="3120" w:type="dxa"/>
             <w:tcBorders/>
+            <w:shd w:val="clear" w:color="auto" w:fill="F2F2F2"/>
           </w:tcPr>
           <w:p>
             <w:pPr>
@@ -1567,6 +1581,7 @@
           <w:tcPr>
             <w:tcW w:w="3120" w:type="dxa"/>
             <w:tcBorders/>
+            <w:shd w:val="clear" w:color="auto" w:fill="F2F2F2"/>
           </w:tcPr>
           <w:p>
             <w:pPr>
@@ -1598,6 +1613,7 @@
           <w:tcPr>
             <w:tcW w:w="3120" w:type="dxa"/>
             <w:tcBorders/>
+            <w:shd w:val="clear" w:color="auto" w:fill="F2F2F2"/>
           </w:tcPr>
           <w:p>
             <w:pPr>
@@ -1742,6 +1758,7 @@
           <w:tcPr>
             <w:tcW w:w="3120" w:type="dxa"/>
             <w:tcBorders/>
+            <w:shd w:val="clear" w:color="auto" w:fill="F2F2F2"/>
           </w:tcPr>
           <w:p>
             <w:pPr>
@@ -1773,6 +1790,7 @@
           <w:tcPr>
             <w:tcW w:w="3120" w:type="dxa"/>
             <w:tcBorders/>
+            <w:shd w:val="clear" w:color="auto" w:fill="F2F2F2"/>
           </w:tcPr>
           <w:p>
             <w:pPr>
@@ -1804,6 +1822,7 @@
           <w:tcPr>
             <w:tcW w:w="3120" w:type="dxa"/>
             <w:tcBorders/>
+            <w:shd w:val="clear" w:color="auto" w:fill="F2F2F2"/>
           </w:tcPr>
           <w:p>
             <w:pPr>
@@ -1948,6 +1967,7 @@
           <w:tcPr>
             <w:tcW w:w="3120" w:type="dxa"/>
             <w:tcBorders/>
+            <w:shd w:val="clear" w:color="auto" w:fill="F2F2F2"/>
           </w:tcPr>
           <w:p>
             <w:pPr>
@@ -1979,6 +1999,7 @@
           <w:tcPr>
             <w:tcW w:w="3120" w:type="dxa"/>
             <w:tcBorders/>
+            <w:shd w:val="clear" w:color="auto" w:fill="F2F2F2"/>
           </w:tcPr>
           <w:p>
             <w:pPr>
@@ -2010,6 +2031,7 @@
           <w:tcPr>
             <w:tcW w:w="3120" w:type="dxa"/>
             <w:tcBorders/>
+            <w:shd w:val="clear" w:color="auto" w:fill="F2F2F2"/>
           </w:tcPr>
           <w:p>
             <w:pPr>
@@ -2154,6 +2176,7 @@
           <w:tcPr>
             <w:tcW w:w="3120" w:type="dxa"/>
             <w:tcBorders/>
+            <w:shd w:val="clear" w:color="auto" w:fill="F2F2F2"/>
           </w:tcPr>
           <w:p>
             <w:pPr>
@@ -2185,6 +2208,7 @@
           <w:tcPr>
             <w:tcW w:w="3120" w:type="dxa"/>
             <w:tcBorders/>
+            <w:shd w:val="clear" w:color="auto" w:fill="F2F2F2"/>
           </w:tcPr>
           <w:p>
             <w:pPr>
@@ -2216,6 +2240,7 @@
           <w:tcPr>
             <w:tcW w:w="3120" w:type="dxa"/>
             <w:tcBorders/>
+            <w:shd w:val="clear" w:color="auto" w:fill="F2F2F2"/>
           </w:tcPr>
           <w:p>
             <w:pPr>
@@ -2344,6 +2369,14 @@
           <w:end w:w="108" w:type="dxa"/>
         </w:tblCellMar>
         <w:tblLook w:noHBand="0" w:lastColumn="0" w:firstColumn="0" w:lastRow="0" w:firstRow="1" w:noVBand="0" w:val="0020"/>
+        <w:tblBorders>
+          <w:top w:val="single" w:sz="4" w:space="0" w:color="BFBFBF"/>
+          <w:left w:val="single" w:sz="4" w:space="0" w:color="BFBFBF"/>
+          <w:bottom w:val="single" w:sz="4" w:space="0" w:color="BFBFBF"/>
+          <w:right w:val="single" w:sz="4" w:space="0" w:color="BFBFBF"/>
+          <w:insideH w:val="single" w:sz="4" w:space="0" w:color="BFBFBF"/>
+          <w:insideV w:val="single" w:sz="4" w:space="0" w:color="BFBFBF"/>
+        </w:tblBorders>
       </w:tblPr>
       <w:tblGrid>
         <w:gridCol w:w="2339"/>
@@ -2362,24 +2395,27 @@
               <w:bottom w:val="single" w:sz="6" w:space="0" w:color="000000"/>
             </w:tcBorders>
             <w:vAlign w:val="bottom"/>
-          </w:tcPr>
-          <w:p>
-            <w:pPr>
-              <w:pStyle w:val="Compact"/>
-              <w:widowControl/>
-              <w:spacing w:before="36" w:after="36"/>
-              <w:jc w:val="start"/>
-              <w:rPr>
-                <w:rFonts w:ascii="Aptos" w:hAnsi="Aptos" w:eastAsia="" w:cs=""/>
-                <w:kern w:val="0"/>
-                <w:sz w:val="24"/>
-                <w:szCs w:val="24"/>
-                <w:lang w:val="en-US" w:eastAsia="zh-CN" w:bidi="ar-SA"/>
-              </w:rPr>
-            </w:pPr>
-            <w:r>
-              <w:rPr>
-                <w:rFonts w:eastAsia="" w:cs=""/>
+            <w:shd w:val="clear" w:color="auto" w:fill="003366"/>
+          </w:tcPr>
+          <w:p>
+            <w:pPr>
+              <w:pStyle w:val="Compact"/>
+              <w:widowControl/>
+              <w:spacing w:before="36" w:after="36"/>
+              <w:jc w:val="start"/>
+              <w:rPr>
+                <w:rFonts w:ascii="Aptos" w:hAnsi="Aptos" w:eastAsia="" w:cs=""/>
+                <w:kern w:val="0"/>
+                <w:sz w:val="24"/>
+                <w:szCs w:val="24"/>
+                <w:lang w:val="en-US" w:eastAsia="zh-CN" w:bidi="ar-SA"/>
+              </w:rPr>
+            </w:pPr>
+            <w:r>
+              <w:rPr>
+                <w:rFonts w:eastAsia="" w:cs=""/>
+                <w:b/>
+                <w:color w:val="FFFFFF"/>
                 <w:kern w:val="0"/>
                 <w:sz w:val="24"/>
                 <w:szCs w:val="24"/>
@@ -2396,24 +2432,27 @@
               <w:bottom w:val="single" w:sz="6" w:space="0" w:color="000000"/>
             </w:tcBorders>
             <w:vAlign w:val="bottom"/>
-          </w:tcPr>
-          <w:p>
-            <w:pPr>
-              <w:pStyle w:val="Compact"/>
-              <w:widowControl/>
-              <w:spacing w:before="36" w:after="36"/>
-              <w:jc w:val="start"/>
-              <w:rPr>
-                <w:rFonts w:ascii="Aptos" w:hAnsi="Aptos" w:eastAsia="" w:cs=""/>
-                <w:kern w:val="0"/>
-                <w:sz w:val="24"/>
-                <w:szCs w:val="24"/>
-                <w:lang w:val="en-US" w:eastAsia="zh-CN" w:bidi="ar-SA"/>
-              </w:rPr>
-            </w:pPr>
-            <w:r>
-              <w:rPr>
-                <w:rFonts w:eastAsia="" w:cs=""/>
+            <w:shd w:val="clear" w:color="auto" w:fill="003366"/>
+          </w:tcPr>
+          <w:p>
+            <w:pPr>
+              <w:pStyle w:val="Compact"/>
+              <w:widowControl/>
+              <w:spacing w:before="36" w:after="36"/>
+              <w:jc w:val="start"/>
+              <w:rPr>
+                <w:rFonts w:ascii="Aptos" w:hAnsi="Aptos" w:eastAsia="" w:cs=""/>
+                <w:kern w:val="0"/>
+                <w:sz w:val="24"/>
+                <w:szCs w:val="24"/>
+                <w:lang w:val="en-US" w:eastAsia="zh-CN" w:bidi="ar-SA"/>
+              </w:rPr>
+            </w:pPr>
+            <w:r>
+              <w:rPr>
+                <w:rFonts w:eastAsia="" w:cs=""/>
+                <w:b/>
+                <w:color w:val="FFFFFF"/>
                 <w:kern w:val="0"/>
                 <w:sz w:val="24"/>
                 <w:szCs w:val="24"/>
@@ -2430,24 +2469,27 @@
               <w:bottom w:val="single" w:sz="6" w:space="0" w:color="000000"/>
             </w:tcBorders>
             <w:vAlign w:val="bottom"/>
-          </w:tcPr>
-          <w:p>
-            <w:pPr>
-              <w:pStyle w:val="Compact"/>
-              <w:widowControl/>
-              <w:spacing w:before="36" w:after="36"/>
-              <w:jc w:val="start"/>
-              <w:rPr>
-                <w:rFonts w:ascii="Aptos" w:hAnsi="Aptos" w:eastAsia="" w:cs=""/>
-                <w:kern w:val="0"/>
-                <w:sz w:val="24"/>
-                <w:szCs w:val="24"/>
-                <w:lang w:val="en-US" w:eastAsia="zh-CN" w:bidi="ar-SA"/>
-              </w:rPr>
-            </w:pPr>
-            <w:r>
-              <w:rPr>
-                <w:rFonts w:eastAsia="" w:cs=""/>
+            <w:shd w:val="clear" w:color="auto" w:fill="003366"/>
+          </w:tcPr>
+          <w:p>
+            <w:pPr>
+              <w:pStyle w:val="Compact"/>
+              <w:widowControl/>
+              <w:spacing w:before="36" w:after="36"/>
+              <w:jc w:val="start"/>
+              <w:rPr>
+                <w:rFonts w:ascii="Aptos" w:hAnsi="Aptos" w:eastAsia="" w:cs=""/>
+                <w:kern w:val="0"/>
+                <w:sz w:val="24"/>
+                <w:szCs w:val="24"/>
+                <w:lang w:val="en-US" w:eastAsia="zh-CN" w:bidi="ar-SA"/>
+              </w:rPr>
+            </w:pPr>
+            <w:r>
+              <w:rPr>
+                <w:rFonts w:eastAsia="" w:cs=""/>
+                <w:b/>
+                <w:color w:val="FFFFFF"/>
                 <w:kern w:val="0"/>
                 <w:sz w:val="24"/>
                 <w:szCs w:val="24"/>
@@ -2464,24 +2506,27 @@
               <w:bottom w:val="single" w:sz="6" w:space="0" w:color="000000"/>
             </w:tcBorders>
             <w:vAlign w:val="bottom"/>
-          </w:tcPr>
-          <w:p>
-            <w:pPr>
-              <w:pStyle w:val="Compact"/>
-              <w:widowControl/>
-              <w:spacing w:before="36" w:after="36"/>
-              <w:jc w:val="start"/>
-              <w:rPr>
-                <w:rFonts w:ascii="Aptos" w:hAnsi="Aptos" w:eastAsia="" w:cs=""/>
-                <w:kern w:val="0"/>
-                <w:sz w:val="24"/>
-                <w:szCs w:val="24"/>
-                <w:lang w:val="en-US" w:eastAsia="zh-CN" w:bidi="ar-SA"/>
-              </w:rPr>
-            </w:pPr>
-            <w:r>
-              <w:rPr>
-                <w:rFonts w:eastAsia="" w:cs=""/>
+            <w:shd w:val="clear" w:color="auto" w:fill="003366"/>
+          </w:tcPr>
+          <w:p>
+            <w:pPr>
+              <w:pStyle w:val="Compact"/>
+              <w:widowControl/>
+              <w:spacing w:before="36" w:after="36"/>
+              <w:jc w:val="start"/>
+              <w:rPr>
+                <w:rFonts w:ascii="Aptos" w:hAnsi="Aptos" w:eastAsia="" w:cs=""/>
+                <w:kern w:val="0"/>
+                <w:sz w:val="24"/>
+                <w:szCs w:val="24"/>
+                <w:lang w:val="en-US" w:eastAsia="zh-CN" w:bidi="ar-SA"/>
+              </w:rPr>
+            </w:pPr>
+            <w:r>
+              <w:rPr>
+                <w:rFonts w:eastAsia="" w:cs=""/>
+                <w:b/>
+                <w:color w:val="FFFFFF"/>
                 <w:kern w:val="0"/>
                 <w:sz w:val="24"/>
                 <w:szCs w:val="24"/>
@@ -2625,6 +2670,7 @@
           <w:tcPr>
             <w:tcW w:w="2339" w:type="dxa"/>
             <w:tcBorders/>
+            <w:shd w:val="clear" w:color="auto" w:fill="F2F2F2"/>
           </w:tcPr>
           <w:p>
             <w:pPr>
@@ -2656,6 +2702,7 @@
           <w:tcPr>
             <w:tcW w:w="2340" w:type="dxa"/>
             <w:tcBorders/>
+            <w:shd w:val="clear" w:color="auto" w:fill="F2F2F2"/>
           </w:tcPr>
           <w:p>
             <w:pPr>
@@ -2687,6 +2734,7 @@
           <w:tcPr>
             <w:tcW w:w="2340" w:type="dxa"/>
             <w:tcBorders/>
+            <w:shd w:val="clear" w:color="auto" w:fill="F2F2F2"/>
           </w:tcPr>
           <w:p>
             <w:pPr>
@@ -2718,6 +2766,7 @@
           <w:tcPr>
             <w:tcW w:w="2341" w:type="dxa"/>
             <w:tcBorders/>
+            <w:shd w:val="clear" w:color="auto" w:fill="F2F2F2"/>
           </w:tcPr>
           <w:p>
             <w:pPr>
@@ -2879,6 +2928,7 @@
           <w:tcPr>
             <w:tcW w:w="2339" w:type="dxa"/>
             <w:tcBorders/>
+            <w:shd w:val="clear" w:color="auto" w:fill="F2F2F2"/>
           </w:tcPr>
           <w:p>
             <w:pPr>
@@ -2910,6 +2960,7 @@
           <w:tcPr>
             <w:tcW w:w="2340" w:type="dxa"/>
             <w:tcBorders/>
+            <w:shd w:val="clear" w:color="auto" w:fill="F2F2F2"/>
           </w:tcPr>
           <w:p>
             <w:pPr>
@@ -2941,6 +2992,7 @@
           <w:tcPr>
             <w:tcW w:w="2340" w:type="dxa"/>
             <w:tcBorders/>
+            <w:shd w:val="clear" w:color="auto" w:fill="F2F2F2"/>
           </w:tcPr>
           <w:p>
             <w:pPr>
@@ -2972,6 +3024,7 @@
           <w:tcPr>
             <w:tcW w:w="2341" w:type="dxa"/>
             <w:tcBorders/>
+            <w:shd w:val="clear" w:color="auto" w:fill="F2F2F2"/>
           </w:tcPr>
           <w:p>
             <w:pPr>
@@ -3133,6 +3186,7 @@
           <w:tcPr>
             <w:tcW w:w="2339" w:type="dxa"/>
             <w:tcBorders/>
+            <w:shd w:val="clear" w:color="auto" w:fill="F2F2F2"/>
           </w:tcPr>
           <w:p>
             <w:pPr>
@@ -3164,6 +3218,7 @@
           <w:tcPr>
             <w:tcW w:w="2340" w:type="dxa"/>
             <w:tcBorders/>
+            <w:shd w:val="clear" w:color="auto" w:fill="F2F2F2"/>
           </w:tcPr>
           <w:p>
             <w:pPr>
@@ -3195,6 +3250,7 @@
           <w:tcPr>
             <w:tcW w:w="2340" w:type="dxa"/>
             <w:tcBorders/>
+            <w:shd w:val="clear" w:color="auto" w:fill="F2F2F2"/>
           </w:tcPr>
           <w:p>
             <w:pPr>
@@ -3226,6 +3282,7 @@
           <w:tcPr>
             <w:tcW w:w="2341" w:type="dxa"/>
             <w:tcBorders/>
+            <w:shd w:val="clear" w:color="auto" w:fill="F2F2F2"/>
           </w:tcPr>
           <w:p>
             <w:pPr>
@@ -3387,6 +3444,7 @@
           <w:tcPr>
             <w:tcW w:w="2339" w:type="dxa"/>
             <w:tcBorders/>
+            <w:shd w:val="clear" w:color="auto" w:fill="F2F2F2"/>
           </w:tcPr>
           <w:p>
             <w:pPr>
@@ -3418,6 +3476,7 @@
           <w:tcPr>
             <w:tcW w:w="2340" w:type="dxa"/>
             <w:tcBorders/>
+            <w:shd w:val="clear" w:color="auto" w:fill="F2F2F2"/>
           </w:tcPr>
           <w:p>
             <w:pPr>
@@ -3449,6 +3508,7 @@
           <w:tcPr>
             <w:tcW w:w="2340" w:type="dxa"/>
             <w:tcBorders/>
+            <w:shd w:val="clear" w:color="auto" w:fill="F2F2F2"/>
           </w:tcPr>
           <w:p>
             <w:pPr>
@@ -3480,6 +3540,7 @@
           <w:tcPr>
             <w:tcW w:w="2341" w:type="dxa"/>
             <w:tcBorders/>
+            <w:shd w:val="clear" w:color="auto" w:fill="F2F2F2"/>
           </w:tcPr>
           <w:p>
             <w:pPr>
@@ -3641,6 +3702,7 @@
           <w:tcPr>
             <w:tcW w:w="2339" w:type="dxa"/>
             <w:tcBorders/>
+            <w:shd w:val="clear" w:color="auto" w:fill="F2F2F2"/>
           </w:tcPr>
           <w:p>
             <w:pPr>
@@ -3672,6 +3734,7 @@
           <w:tcPr>
             <w:tcW w:w="2340" w:type="dxa"/>
             <w:tcBorders/>
+            <w:shd w:val="clear" w:color="auto" w:fill="F2F2F2"/>
           </w:tcPr>
           <w:p>
             <w:pPr>
@@ -3703,6 +3766,7 @@
           <w:tcPr>
             <w:tcW w:w="2340" w:type="dxa"/>
             <w:tcBorders/>
+            <w:shd w:val="clear" w:color="auto" w:fill="F2F2F2"/>
           </w:tcPr>
           <w:p>
             <w:pPr>
@@ -3734,6 +3798,7 @@
           <w:tcPr>
             <w:tcW w:w="2341" w:type="dxa"/>
             <w:tcBorders/>
+            <w:shd w:val="clear" w:color="auto" w:fill="F2F2F2"/>
           </w:tcPr>
           <w:p>
             <w:pPr>
@@ -3895,6 +3960,7 @@
           <w:tcPr>
             <w:tcW w:w="2339" w:type="dxa"/>
             <w:tcBorders/>
+            <w:shd w:val="clear" w:color="auto" w:fill="F2F2F2"/>
           </w:tcPr>
           <w:p>
             <w:pPr>
@@ -3926,6 +3992,7 @@
           <w:tcPr>
             <w:tcW w:w="2340" w:type="dxa"/>
             <w:tcBorders/>
+            <w:shd w:val="clear" w:color="auto" w:fill="F2F2F2"/>
           </w:tcPr>
           <w:p>
             <w:pPr>
@@ -3957,6 +4024,7 @@
           <w:tcPr>
             <w:tcW w:w="2340" w:type="dxa"/>
             <w:tcBorders/>
+            <w:shd w:val="clear" w:color="auto" w:fill="F2F2F2"/>
           </w:tcPr>
           <w:p>
             <w:pPr>
@@ -3988,6 +4056,7 @@
           <w:tcPr>
             <w:tcW w:w="2341" w:type="dxa"/>
             <w:tcBorders/>
+            <w:shd w:val="clear" w:color="auto" w:fill="F2F2F2"/>
           </w:tcPr>
           <w:p>
             <w:pPr>
@@ -4149,6 +4218,7 @@
           <w:tcPr>
             <w:tcW w:w="2339" w:type="dxa"/>
             <w:tcBorders/>
+            <w:shd w:val="clear" w:color="auto" w:fill="F2F2F2"/>
           </w:tcPr>
           <w:p>
             <w:pPr>
@@ -4180,6 +4250,7 @@
           <w:tcPr>
             <w:tcW w:w="2340" w:type="dxa"/>
             <w:tcBorders/>
+            <w:shd w:val="clear" w:color="auto" w:fill="F2F2F2"/>
           </w:tcPr>
           <w:p>
             <w:pPr>
@@ -4211,6 +4282,7 @@
           <w:tcPr>
             <w:tcW w:w="2340" w:type="dxa"/>
             <w:tcBorders/>
+            <w:shd w:val="clear" w:color="auto" w:fill="F2F2F2"/>
           </w:tcPr>
           <w:p>
             <w:pPr>
@@ -4242,6 +4314,7 @@
           <w:tcPr>
             <w:tcW w:w="2341" w:type="dxa"/>
             <w:tcBorders/>
+            <w:shd w:val="clear" w:color="auto" w:fill="F2F2F2"/>
           </w:tcPr>
           <w:p>
             <w:pPr>
@@ -4403,6 +4476,7 @@
           <w:tcPr>
             <w:tcW w:w="2339" w:type="dxa"/>
             <w:tcBorders/>
+            <w:shd w:val="clear" w:color="auto" w:fill="F2F2F2"/>
           </w:tcPr>
           <w:p>
             <w:pPr>
@@ -4434,6 +4508,7 @@
           <w:tcPr>
             <w:tcW w:w="2340" w:type="dxa"/>
             <w:tcBorders/>
+            <w:shd w:val="clear" w:color="auto" w:fill="F2F2F2"/>
           </w:tcPr>
           <w:p>
             <w:pPr>
@@ -4465,6 +4540,7 @@
           <w:tcPr>
             <w:tcW w:w="2340" w:type="dxa"/>
             <w:tcBorders/>
+            <w:shd w:val="clear" w:color="auto" w:fill="F2F2F2"/>
           </w:tcPr>
           <w:p>
             <w:pPr>
@@ -4496,6 +4572,7 @@
           <w:tcPr>
             <w:tcW w:w="2341" w:type="dxa"/>
             <w:tcBorders/>
+            <w:shd w:val="clear" w:color="auto" w:fill="F2F2F2"/>
           </w:tcPr>
           <w:p>
             <w:pPr>

--- a/NIS2/CSW-NIS2-Compliance-Report.docx
+++ b/NIS2/CSW-NIS2-Compliance-Report.docx
@@ -342,7 +342,7 @@
           <w:rPr>
             <w:rStyle w:val="Hyperlink"/>
           </w:rPr>
-          <w:t>Technical Runbook</w:t>
+          <w:t>Reference Design</w:t>
         </w:r>
       </w:hyperlink>
       <w:r>
@@ -4937,7 +4937,7 @@
       </w:pPr>
       <w:r>
         <w:rPr/>
-        <w:t>Wire the 6-artefact incident dossier into the SOC’s incident- response runbook so the 24-hour early warning is automatic, not reactive.</w:t>
+        <w:t>Wire the 6-artefact incident dossier into the SOC’s incident- response reference design so the 24-hour early warning is automatic, not reactive.</w:t>
       </w:r>
     </w:p>
     <w:p>
